--- a/Job Hunt 2026/2026-10-14 - Zillow - Video Content Producer/Joshua_Chappell_CoverLetter_Zillow.docx
+++ b/Job Hunt 2026/2026-10-14 - Zillow - Video Content Producer/Joshua_Chappell_CoverLetter_Zillow.docx
@@ -25,9 +25,9 @@
           <w:sz w:val="19"/>
           <w:szCs w:val="19"/>
         </w:rPr>
-        <w:t xml:space="preserve">Mesa, AZ  •  480-586-7959  •  </w:t>
-      </w:r>
-      <w:hyperlink w:history="1" r:id="rIdnte9q0z1wugpssfikrep8">
+        <w:t xml:space="preserve">Mesa, AZ • 480-586-7959 • </w:t>
+      </w:r>
+      <w:hyperlink w:history="1" r:id="rIdhyyf3pe-6nbaat6vymrrn">
         <w:r>
           <w:rPr>
             <w:rFonts w:ascii="Calibri" w:cs="Calibri" w:eastAsia="Calibri" w:hAnsi="Calibri"/>
@@ -45,9 +45,9 @@
           <w:sz w:val="19"/>
           <w:szCs w:val="19"/>
         </w:rPr>
-        <w:t xml:space="preserve">  •  </w:t>
-      </w:r>
-      <w:hyperlink w:history="1" r:id="rIdy9tedqxyep0yoc8yogge4">
+        <w:t xml:space="preserve"> • </w:t>
+      </w:r>
+      <w:hyperlink w:history="1" r:id="rIdixpijj6k0kqw3xu4xandj">
         <w:r>
           <w:rPr>
             <w:rFonts w:ascii="Calibri" w:cs="Calibri" w:eastAsia="Calibri" w:hAnsi="Calibri"/>
@@ -65,9 +65,9 @@
           <w:sz w:val="19"/>
           <w:szCs w:val="19"/>
         </w:rPr>
-        <w:t xml:space="preserve">  •  </w:t>
-      </w:r>
-      <w:hyperlink w:history="1" r:id="rIdqqpt7vqjhupkqpdlltzsk">
+        <w:t xml:space="preserve"> • </w:t>
+      </w:r>
+      <w:hyperlink w:history="1" r:id="rIdgrgvfx__ngm2z1nvvgdoi">
         <w:r>
           <w:rPr>
             <w:rFonts w:ascii="Calibri" w:cs="Calibri" w:eastAsia="Calibri" w:hAnsi="Calibri"/>
@@ -85,9 +85,9 @@
           <w:sz w:val="19"/>
           <w:szCs w:val="19"/>
         </w:rPr>
-        <w:t xml:space="preserve">  •  </w:t>
-      </w:r>
-      <w:hyperlink w:history="1" r:id="rId7vgecy0a6oxhfvkds9unf">
+        <w:t xml:space="preserve"> • </w:t>
+      </w:r>
+      <w:hyperlink w:history="1" r:id="rId4dntber0xoc71usrg18ga">
         <w:r>
           <w:rPr>
             <w:rFonts w:ascii="Calibri" w:cs="Calibri" w:eastAsia="Calibri" w:hAnsi="Calibri"/>
